--- a/Risk of bias - how to fill the workbook (draft).docx
+++ b/Risk of bias - how to fill the workbook (draft).docx
@@ -31,7 +31,7 @@
           <w:sz w:val="26"/>
           <w:szCs w:val="26"/>
         </w:rPr>
-        <w:t xml:space="preserve">版本 v2026-10-25a。适用：协议 v1.8 第 15 节；评价员 舒俊（R1）、卞红强（R2）；仲裁 杨俊。</w:t>
+        <w:t xml:space="preserve">版本 v2026-10-25b。适用：协议 v1.8 第 15 节；评价员 舒俊（R1）、卞红强（R2）；仲裁 杨俊。</w:t>
       </w:r>
     </w:p>
     <w:p>
@@ -64,6 +64,30 @@
           <w:rFonts w:ascii="Calibri" w:cs="Calibri" w:eastAsia="Microsoft YaHei" w:hAnsi="Calibri"/>
         </w:rPr>
         <w:t xml:space="preserve">1. 做什么</w:t>
+      </w:r>
+    </w:p>
+    <w:p>
+      <w:pPr>
+        <w:pStyle w:val="ListParagraph"/>
+        <w:numPr>
+          <w:ilvl w:val="0"/>
+          <w:numId w:val="2"/>
+        </w:numPr>
+        <w:spacing w:after="60"/>
+      </w:pPr>
+      <w:r>
+        <w:rPr>
+          <w:rFonts w:ascii="Calibri" w:cs="Calibri" w:eastAsia="Microsoft YaHei" w:hAnsi="Calibri"/>
+          <w:b/>
+          <w:bCs/>
+        </w:rPr>
+        <w:t xml:space="preserve">和正式提取合并阅读（作者 2026 年 10 月 25 日同意）：</w:t>
+      </w:r>
+      <w:r>
+        <w:rPr>
+          <w:rFonts w:ascii="Calibri" w:cs="Calibri" w:eastAsia="Microsoft YaHei" w:hAnsi="Calibri"/>
+        </w:rPr>
+        <w:t xml:space="preserve"> 每篇全文只读一遍，同一遍里填提取表和偏倚风险表。两份表仍然各自独立、各由两人分别填，注册的做法不变；省的是阅读时间。偏倚风险不是把提取值抄过去：提取问“报告写了什么”，偏倚风险问“写得是否可靠”。校准的 10 篇和 20 篇全文筛选校准报告不受影响。</w:t>
       </w:r>
     </w:p>
     <w:p>
@@ -1037,7 +1061,7 @@
         <w:sz w:val="17"/>
         <w:szCs w:val="17"/>
       </w:rPr>
-      <w:t xml:space="preserve">偏倚风险评价操作说明 v2026-10-25a   |   第 </w:t>
+      <w:t xml:space="preserve">偏倚风险评价操作说明 v2026-10-25b   |   第 </w:t>
     </w:r>
     <w:r>
       <w:rPr>

--- a/Risk of bias - how to fill the workbook (draft).docx
+++ b/Risk of bias - how to fill the workbook (draft).docx
@@ -31,7 +31,7 @@
           <w:sz w:val="26"/>
           <w:szCs w:val="26"/>
         </w:rPr>
-        <w:t xml:space="preserve">版本 v2026-10-25b。适用：协议 v1.8 第 15 节；评价员 舒俊（R1）、卞红强（R2）；仲裁 杨俊。</w:t>
+        <w:t xml:space="preserve">版本 v2026-10-26a。适用：协议 v1.8 第 15 节；评价员 舒俊（R1）、卞红强（R2）；仲裁 杨俊。</w:t>
       </w:r>
     </w:p>
     <w:p>
@@ -87,7 +87,21 @@
         <w:rPr>
           <w:rFonts w:ascii="Calibri" w:cs="Calibri" w:eastAsia="Microsoft YaHei" w:hAnsi="Calibri"/>
         </w:rPr>
-        <w:t xml:space="preserve"> 每篇全文只读一遍，同一遍里填提取表和偏倚风险表。两份表仍然各自独立、各由两人分别填，注册的做法不变；省的是阅读时间。偏倚风险不是把提取值抄过去：提取问“报告写了什么”，偏倚风险问“写得是否可靠”。校准的 10 篇和 20 篇全文筛选校准报告不受影响。</w:t>
+        <w:t xml:space="preserve"> 每篇全文只读一遍，同一遍里填提取表和偏倚风险表。两份表仍然各自独立、各由两人分别填，注册的做法不变；省的是阅读时间。提取问“报告写了什么”，偏倚风险问“写得是否可靠”。</w:t>
+      </w:r>
+      <w:r>
+        <w:rPr>
+          <w:rFonts w:ascii="Calibri" w:cs="Calibri" w:eastAsia="Microsoft YaHei" w:hAnsi="Calibri"/>
+          <w:b/>
+          <w:bCs/>
+        </w:rPr>
+        <w:t xml:space="preserve">2026 年 10 月 26 日起（见 2.1）暴露和结局两项由共识提取表决定，不再各自判断</w:t>
+      </w:r>
+      <w:r>
+        <w:rPr>
+          <w:rFonts w:ascii="Calibri" w:cs="Calibri" w:eastAsia="Microsoft YaHei" w:hAnsi="Calibri"/>
+        </w:rPr>
+        <w:t xml:space="preserve">，所以这两项要等共识提取表定稿后再填；选择、其他解释、随访、报告四项仍由评价员读全文判断。校准的 10 篇和 20 篇全文筛选校准报告不受影响。</w:t>
       </w:r>
     </w:p>
     <w:p>
@@ -698,6 +712,836 @@
     </w:p>
     <w:p>
       <w:pPr>
+        <w:pStyle w:val="Heading2"/>
+        <w:keepNext/>
+        <w:keepLines/>
+      </w:pPr>
+      <w:r>
+        <w:rPr>
+          <w:rFonts w:ascii="Calibri" w:cs="Calibri" w:eastAsia="Microsoft YaHei" w:hAnsi="Calibri"/>
+        </w:rPr>
+        <w:t xml:space="preserve">2.1 本团队的读法（2026-10-26，正式比对之后）</w:t>
+      </w:r>
+    </w:p>
+    <w:p>
+      <w:pPr>
+        <w:spacing w:after="120"/>
+      </w:pPr>
+      <w:r>
+        <w:rPr>
+          <w:rFonts w:ascii="Calibri" w:cs="Calibri" w:eastAsia="Microsoft YaHei" w:hAnsi="Calibri"/>
+        </w:rPr>
+        <w:t xml:space="preserve">正式比对里 R1 和 R2 的读法有系统差别：R2 对“暴露”和“其他解释”填 No 多，对“结局”和“随访”填 Yes 多，几乎不用 Unclear。杨俊按 Claude 的建议定了下面的口径，作者 2026 年 10 月 26 日转告「同意」（杨俊的原话和书面材料没有给）。</w:t>
+      </w:r>
+      <w:r>
+        <w:rPr>
+          <w:rFonts w:ascii="Calibri" w:cs="Calibri" w:eastAsia="Microsoft YaHei" w:hAnsi="Calibri"/>
+          <w:b/>
+          <w:bCs/>
+        </w:rPr>
+        <w:t xml:space="preserve">条目文字仍是 Claude 对 Murad 2018 的转述，没有对照原文核实，请先对照原文再用。</w:t>
+      </w:r>
+    </w:p>
+    <w:tbl>
+      <w:tblPr>
+        <w:tblW w:type="dxa" w:w="9026"/>
+        <w:tblBorders>
+          <w:top w:val="single" w:color="auto" w:sz="4"/>
+          <w:left w:val="single" w:color="auto" w:sz="4"/>
+          <w:bottom w:val="single" w:color="auto" w:sz="4"/>
+          <w:right w:val="single" w:color="auto" w:sz="4"/>
+          <w:insideH w:val="single" w:color="auto" w:sz="4"/>
+          <w:insideV w:val="single" w:color="auto" w:sz="4"/>
+        </w:tblBorders>
+      </w:tblPr>
+      <w:tblGrid>
+        <w:gridCol w:w="1805"/>
+        <w:gridCol w:w="7221"/>
+      </w:tblGrid>
+      <w:tr>
+        <w:trPr>
+          <w:cantSplit/>
+          <w:tblHeader/>
+        </w:trPr>
+        <w:tc>
+          <w:tcPr>
+            <w:tcW w:type="dxa" w:w="1805"/>
+            <w:tcBorders>
+              <w:top w:val="single" w:color="BBBBBB" w:sz="4"/>
+              <w:left w:val="single" w:color="BBBBBB" w:sz="4"/>
+              <w:bottom w:val="single" w:color="BBBBBB" w:sz="4"/>
+              <w:right w:val="single" w:color="BBBBBB" w:sz="4"/>
+            </w:tcBorders>
+            <w:shd w:fill="E8EEF4" w:val="clear"/>
+            <w:tcMar>
+              <w:top w:type="dxa" w:w="55"/>
+              <w:left w:type="dxa" w:w="95"/>
+              <w:bottom w:type="dxa" w:w="55"/>
+              <w:right w:type="dxa" w:w="95"/>
+            </w:tcMar>
+            <w:vAlign w:val="top"/>
+          </w:tcPr>
+          <w:p>
+            <w:pPr>
+              <w:spacing w:after="0"/>
+            </w:pPr>
+            <w:r>
+              <w:rPr>
+                <w:rFonts w:ascii="Calibri" w:cs="Calibri" w:eastAsia="Microsoft YaHei" w:hAnsi="Calibri"/>
+                <w:b/>
+                <w:bCs/>
+                <w:sz w:val="19"/>
+                <w:szCs w:val="19"/>
+              </w:rPr>
+              <w:t xml:space="preserve">条目</w:t>
+            </w:r>
+          </w:p>
+        </w:tc>
+        <w:tc>
+          <w:tcPr>
+            <w:tcW w:type="dxa" w:w="7221"/>
+            <w:tcBorders>
+              <w:top w:val="single" w:color="BBBBBB" w:sz="4"/>
+              <w:left w:val="single" w:color="BBBBBB" w:sz="4"/>
+              <w:bottom w:val="single" w:color="BBBBBB" w:sz="4"/>
+              <w:right w:val="single" w:color="BBBBBB" w:sz="4"/>
+            </w:tcBorders>
+            <w:shd w:fill="E8EEF4" w:val="clear"/>
+            <w:tcMar>
+              <w:top w:type="dxa" w:w="55"/>
+              <w:left w:type="dxa" w:w="95"/>
+              <w:bottom w:type="dxa" w:w="55"/>
+              <w:right w:type="dxa" w:w="95"/>
+            </w:tcMar>
+            <w:vAlign w:val="top"/>
+          </w:tcPr>
+          <w:p>
+            <w:pPr>
+              <w:spacing w:after="0"/>
+            </w:pPr>
+            <w:r>
+              <w:rPr>
+                <w:rFonts w:ascii="Calibri" w:cs="Calibri" w:eastAsia="Microsoft YaHei" w:hAnsi="Calibri"/>
+                <w:b/>
+                <w:bCs/>
+                <w:sz w:val="19"/>
+                <w:szCs w:val="19"/>
+              </w:rPr>
+              <w:t xml:space="preserve">口径</w:t>
+            </w:r>
+          </w:p>
+        </w:tc>
+      </w:tr>
+      <w:tr>
+        <w:trPr>
+          <w:cantSplit/>
+          <w:tblHeader w:val="false"/>
+        </w:trPr>
+        <w:tc>
+          <w:tcPr>
+            <w:tcW w:type="dxa" w:w="1805"/>
+            <w:tcBorders>
+              <w:top w:val="single" w:color="BBBBBB" w:sz="4"/>
+              <w:left w:val="single" w:color="BBBBBB" w:sz="4"/>
+              <w:bottom w:val="single" w:color="BBBBBB" w:sz="4"/>
+              <w:right w:val="single" w:color="BBBBBB" w:sz="4"/>
+            </w:tcBorders>
+            <w:tcMar>
+              <w:top w:type="dxa" w:w="55"/>
+              <w:left w:type="dxa" w:w="95"/>
+              <w:bottom w:type="dxa" w:w="55"/>
+              <w:right w:type="dxa" w:w="95"/>
+            </w:tcMar>
+            <w:vAlign w:val="top"/>
+          </w:tcPr>
+          <w:p>
+            <w:pPr>
+              <w:spacing w:after="0"/>
+            </w:pPr>
+            <w:r>
+              <w:rPr>
+                <w:rFonts w:ascii="Calibri" w:cs="Calibri" w:eastAsia="Microsoft YaHei" w:hAnsi="Calibri"/>
+                <w:sz w:val="19"/>
+                <w:szCs w:val="19"/>
+              </w:rPr>
+              <w:t xml:space="preserve">exposure 暴露</w:t>
+            </w:r>
+          </w:p>
+        </w:tc>
+        <w:tc>
+          <w:tcPr>
+            <w:tcW w:type="dxa" w:w="7221"/>
+            <w:tcBorders>
+              <w:top w:val="single" w:color="BBBBBB" w:sz="4"/>
+              <w:left w:val="single" w:color="BBBBBB" w:sz="4"/>
+              <w:bottom w:val="single" w:color="BBBBBB" w:sz="4"/>
+              <w:right w:val="single" w:color="BBBBBB" w:sz="4"/>
+            </w:tcBorders>
+            <w:tcMar>
+              <w:top w:type="dxa" w:w="55"/>
+              <w:left w:type="dxa" w:w="95"/>
+              <w:bottom w:type="dxa" w:w="55"/>
+              <w:right w:type="dxa" w:w="95"/>
+            </w:tcMar>
+            <w:vAlign w:val="top"/>
+          </w:tcPr>
+          <w:p>
+            <w:pPr>
+              <w:spacing w:after="0"/>
+            </w:pPr>
+            <w:r>
+              <w:rPr>
+                <w:rFonts w:ascii="Calibri" w:cs="Calibri" w:eastAsia="Microsoft YaHei" w:hAnsi="Calibri"/>
+                <w:b/>
+                <w:bCs/>
+                <w:sz w:val="19"/>
+                <w:szCs w:val="19"/>
+              </w:rPr>
+              <w:t xml:space="preserve">由共识提取表决定：</w:t>
+            </w:r>
+            <w:r>
+              <w:rPr>
+                <w:rFonts w:ascii="Calibri" w:cs="Calibri" w:eastAsia="Microsoft YaHei" w:hAnsi="Calibri"/>
+                <w:sz w:val="19"/>
+                <w:szCs w:val="19"/>
+              </w:rPr>
+              <w:t xml:space="preserve"> </w:t>
+            </w:r>
+            <w:r>
+              <w:rPr>
+                <w:rFonts w:ascii="Consolas" w:cs="Consolas" w:eastAsia="Microsoft YaHei" w:hAnsi="Consolas"/>
+                <w:sz w:val="19"/>
+                <w:szCs w:val="19"/>
+                <w:shd w:fill="EEEEEE" w:val="clear"/>
+              </w:rPr>
+              <w:t xml:space="preserve">idx_dur_days</w:t>
+            </w:r>
+            <w:r>
+              <w:rPr>
+                <w:rFonts w:ascii="Calibri" w:cs="Calibri" w:eastAsia="Microsoft YaHei" w:hAnsi="Calibri"/>
+                <w:sz w:val="19"/>
+                <w:szCs w:val="19"/>
+              </w:rPr>
+              <w:t xml:space="preserve"> 有值且 </w:t>
+            </w:r>
+            <w:r>
+              <w:rPr>
+                <w:rFonts w:ascii="Consolas" w:cs="Consolas" w:eastAsia="Microsoft YaHei" w:hAnsi="Consolas"/>
+                <w:sz w:val="19"/>
+                <w:szCs w:val="19"/>
+                <w:shd w:fill="EEEEEE" w:val="clear"/>
+              </w:rPr>
+              <w:t xml:space="preserve">idx_dur_lower_bound</w:t>
+            </w:r>
+            <w:r>
+              <w:rPr>
+                <w:rFonts w:ascii="Calibri" w:cs="Calibri" w:eastAsia="Microsoft YaHei" w:hAnsi="Calibri"/>
+                <w:sz w:val="19"/>
+                <w:szCs w:val="19"/>
+              </w:rPr>
+              <w:t xml:space="preserve"> = No → Yes；只有下限天数或 </w:t>
+            </w:r>
+            <w:r>
+              <w:rPr>
+                <w:rFonts w:ascii="Consolas" w:cs="Consolas" w:eastAsia="Microsoft YaHei" w:hAnsi="Consolas"/>
+                <w:sz w:val="19"/>
+                <w:szCs w:val="19"/>
+                <w:shd w:fill="EEEEEE" w:val="clear"/>
+              </w:rPr>
+              <w:t xml:space="preserve">idx_dur_days</w:t>
+            </w:r>
+            <w:r>
+              <w:rPr>
+                <w:rFonts w:ascii="Calibri" w:cs="Calibri" w:eastAsia="Microsoft YaHei" w:hAnsi="Calibri"/>
+                <w:sz w:val="19"/>
+                <w:szCs w:val="19"/>
+              </w:rPr>
+              <w:t xml:space="preserve"> = NR → No</w:t>
+            </w:r>
+          </w:p>
+        </w:tc>
+      </w:tr>
+      <w:tr>
+        <w:trPr>
+          <w:cantSplit/>
+          <w:tblHeader w:val="false"/>
+        </w:trPr>
+        <w:tc>
+          <w:tcPr>
+            <w:tcW w:type="dxa" w:w="1805"/>
+            <w:tcBorders>
+              <w:top w:val="single" w:color="BBBBBB" w:sz="4"/>
+              <w:left w:val="single" w:color="BBBBBB" w:sz="4"/>
+              <w:bottom w:val="single" w:color="BBBBBB" w:sz="4"/>
+              <w:right w:val="single" w:color="BBBBBB" w:sz="4"/>
+            </w:tcBorders>
+            <w:tcMar>
+              <w:top w:type="dxa" w:w="55"/>
+              <w:left w:type="dxa" w:w="95"/>
+              <w:bottom w:type="dxa" w:w="55"/>
+              <w:right w:type="dxa" w:w="95"/>
+            </w:tcMar>
+            <w:vAlign w:val="top"/>
+          </w:tcPr>
+          <w:p>
+            <w:pPr>
+              <w:spacing w:after="0"/>
+            </w:pPr>
+            <w:r>
+              <w:rPr>
+                <w:rFonts w:ascii="Calibri" w:cs="Calibri" w:eastAsia="Microsoft YaHei" w:hAnsi="Calibri"/>
+                <w:sz w:val="19"/>
+                <w:szCs w:val="19"/>
+              </w:rPr>
+              <w:t xml:space="preserve">outcome 结局</w:t>
+            </w:r>
+          </w:p>
+        </w:tc>
+        <w:tc>
+          <w:tcPr>
+            <w:tcW w:type="dxa" w:w="7221"/>
+            <w:tcBorders>
+              <w:top w:val="single" w:color="BBBBBB" w:sz="4"/>
+              <w:left w:val="single" w:color="BBBBBB" w:sz="4"/>
+              <w:bottom w:val="single" w:color="BBBBBB" w:sz="4"/>
+              <w:right w:val="single" w:color="BBBBBB" w:sz="4"/>
+            </w:tcBorders>
+            <w:tcMar>
+              <w:top w:type="dxa" w:w="55"/>
+              <w:left w:type="dxa" w:w="95"/>
+              <w:bottom w:type="dxa" w:w="55"/>
+              <w:right w:type="dxa" w:w="95"/>
+            </w:tcMar>
+            <w:vAlign w:val="top"/>
+          </w:tcPr>
+          <w:p>
+            <w:pPr>
+              <w:spacing w:after="0"/>
+            </w:pPr>
+            <w:r>
+              <w:rPr>
+                <w:rFonts w:ascii="Calibri" w:cs="Calibri" w:eastAsia="Microsoft YaHei" w:hAnsi="Calibri"/>
+                <w:b/>
+                <w:bCs/>
+                <w:sz w:val="19"/>
+                <w:szCs w:val="19"/>
+              </w:rPr>
+              <w:t xml:space="preserve">由共识提取表决定：</w:t>
+            </w:r>
+            <w:r>
+              <w:rPr>
+                <w:rFonts w:ascii="Calibri" w:cs="Calibri" w:eastAsia="Microsoft YaHei" w:hAnsi="Calibri"/>
+                <w:sz w:val="19"/>
+                <w:szCs w:val="19"/>
+              </w:rPr>
+              <w:t xml:space="preserve"> </w:t>
+            </w:r>
+            <w:r>
+              <w:rPr>
+                <w:rFonts w:ascii="Consolas" w:cs="Consolas" w:eastAsia="Microsoft YaHei" w:hAnsi="Consolas"/>
+                <w:sz w:val="19"/>
+                <w:szCs w:val="19"/>
+                <w:shd w:fill="EEEEEE" w:val="clear"/>
+              </w:rPr>
+              <w:t xml:space="preserve">viability</w:t>
+            </w:r>
+            <w:r>
+              <w:rPr>
+                <w:rFonts w:ascii="Calibri" w:cs="Calibri" w:eastAsia="Microsoft YaHei" w:hAnsi="Calibri"/>
+                <w:sz w:val="19"/>
+                <w:szCs w:val="19"/>
+              </w:rPr>
+              <w:t xml:space="preserve"> 有值且 </w:t>
+            </w:r>
+            <w:r>
+              <w:rPr>
+                <w:rFonts w:ascii="Consolas" w:cs="Consolas" w:eastAsia="Microsoft YaHei" w:hAnsi="Consolas"/>
+                <w:sz w:val="19"/>
+                <w:szCs w:val="19"/>
+                <w:shd w:fill="EEEEEE" w:val="clear"/>
+              </w:rPr>
+              <w:t xml:space="preserve">viab_basis</w:t>
+            </w:r>
+            <w:r>
+              <w:rPr>
+                <w:rFonts w:ascii="Calibri" w:cs="Calibri" w:eastAsia="Microsoft YaHei" w:hAnsi="Calibri"/>
+                <w:sz w:val="19"/>
+                <w:szCs w:val="19"/>
+              </w:rPr>
+              <w:t xml:space="preserve"> 是 Intraoperative、Histology 或 Both → Yes；</w:t>
+            </w:r>
+            <w:r>
+              <w:rPr>
+                <w:rFonts w:ascii="Consolas" w:cs="Consolas" w:eastAsia="Microsoft YaHei" w:hAnsi="Consolas"/>
+                <w:sz w:val="19"/>
+                <w:szCs w:val="19"/>
+                <w:shd w:fill="EEEEEE" w:val="clear"/>
+              </w:rPr>
+              <w:t xml:space="preserve">viability</w:t>
+            </w:r>
+            <w:r>
+              <w:rPr>
+                <w:rFonts w:ascii="Calibri" w:cs="Calibri" w:eastAsia="Microsoft YaHei" w:hAnsi="Calibri"/>
+                <w:sz w:val="19"/>
+                <w:szCs w:val="19"/>
+              </w:rPr>
+              <w:t xml:space="preserve"> = NR → No</w:t>
+            </w:r>
+          </w:p>
+        </w:tc>
+      </w:tr>
+      <w:tr>
+        <w:trPr>
+          <w:cantSplit/>
+          <w:tblHeader w:val="false"/>
+        </w:trPr>
+        <w:tc>
+          <w:tcPr>
+            <w:tcW w:type="dxa" w:w="1805"/>
+            <w:tcBorders>
+              <w:top w:val="single" w:color="BBBBBB" w:sz="4"/>
+              <w:left w:val="single" w:color="BBBBBB" w:sz="4"/>
+              <w:bottom w:val="single" w:color="BBBBBB" w:sz="4"/>
+              <w:right w:val="single" w:color="BBBBBB" w:sz="4"/>
+            </w:tcBorders>
+            <w:tcMar>
+              <w:top w:type="dxa" w:w="55"/>
+              <w:left w:type="dxa" w:w="95"/>
+              <w:bottom w:type="dxa" w:w="55"/>
+              <w:right w:type="dxa" w:w="95"/>
+            </w:tcMar>
+            <w:vAlign w:val="top"/>
+          </w:tcPr>
+          <w:p>
+            <w:pPr>
+              <w:spacing w:after="0"/>
+            </w:pPr>
+            <w:r>
+              <w:rPr>
+                <w:rFonts w:ascii="Calibri" w:cs="Calibri" w:eastAsia="Microsoft YaHei" w:hAnsi="Calibri"/>
+                <w:sz w:val="19"/>
+                <w:szCs w:val="19"/>
+              </w:rPr>
+              <w:t xml:space="preserve">selection 选择</w:t>
+            </w:r>
+          </w:p>
+        </w:tc>
+        <w:tc>
+          <w:tcPr>
+            <w:tcW w:type="dxa" w:w="7221"/>
+            <w:tcBorders>
+              <w:top w:val="single" w:color="BBBBBB" w:sz="4"/>
+              <w:left w:val="single" w:color="BBBBBB" w:sz="4"/>
+              <w:bottom w:val="single" w:color="BBBBBB" w:sz="4"/>
+              <w:right w:val="single" w:color="BBBBBB" w:sz="4"/>
+            </w:tcBorders>
+            <w:tcMar>
+              <w:top w:type="dxa" w:w="55"/>
+              <w:left w:type="dxa" w:w="95"/>
+              <w:bottom w:type="dxa" w:w="55"/>
+              <w:right w:type="dxa" w:w="95"/>
+            </w:tcMar>
+            <w:vAlign w:val="top"/>
+          </w:tcPr>
+          <w:p>
+            <w:pPr>
+              <w:spacing w:after="0"/>
+            </w:pPr>
+            <w:r>
+              <w:rPr>
+                <w:rFonts w:ascii="Calibri" w:cs="Calibri" w:eastAsia="Microsoft YaHei" w:hAnsi="Calibri"/>
+                <w:sz w:val="19"/>
+                <w:szCs w:val="19"/>
+              </w:rPr>
+              <w:t xml:space="preserve">原文说明病例是连续的，或是该中心的全部病例 → Yes；没有说明 → Unclear</w:t>
+            </w:r>
+          </w:p>
+        </w:tc>
+      </w:tr>
+      <w:tr>
+        <w:trPr>
+          <w:cantSplit/>
+          <w:tblHeader w:val="false"/>
+        </w:trPr>
+        <w:tc>
+          <w:tcPr>
+            <w:tcW w:type="dxa" w:w="1805"/>
+            <w:tcBorders>
+              <w:top w:val="single" w:color="BBBBBB" w:sz="4"/>
+              <w:left w:val="single" w:color="BBBBBB" w:sz="4"/>
+              <w:bottom w:val="single" w:color="BBBBBB" w:sz="4"/>
+              <w:right w:val="single" w:color="BBBBBB" w:sz="4"/>
+            </w:tcBorders>
+            <w:tcMar>
+              <w:top w:type="dxa" w:w="55"/>
+              <w:left w:type="dxa" w:w="95"/>
+              <w:bottom w:type="dxa" w:w="55"/>
+              <w:right w:type="dxa" w:w="95"/>
+            </w:tcMar>
+            <w:vAlign w:val="top"/>
+          </w:tcPr>
+          <w:p>
+            <w:pPr>
+              <w:spacing w:after="0"/>
+            </w:pPr>
+            <w:r>
+              <w:rPr>
+                <w:rFonts w:ascii="Calibri" w:cs="Calibri" w:eastAsia="Microsoft YaHei" w:hAnsi="Calibri"/>
+                <w:sz w:val="19"/>
+                <w:szCs w:val="19"/>
+              </w:rPr>
+              <w:t xml:space="preserve">alternative 其他解释</w:t>
+            </w:r>
+          </w:p>
+        </w:tc>
+        <w:tc>
+          <w:tcPr>
+            <w:tcW w:type="dxa" w:w="7221"/>
+            <w:tcBorders>
+              <w:top w:val="single" w:color="BBBBBB" w:sz="4"/>
+              <w:left w:val="single" w:color="BBBBBB" w:sz="4"/>
+              <w:bottom w:val="single" w:color="BBBBBB" w:sz="4"/>
+              <w:right w:val="single" w:color="BBBBBB" w:sz="4"/>
+            </w:tcBorders>
+            <w:tcMar>
+              <w:top w:type="dxa" w:w="55"/>
+              <w:left w:type="dxa" w:w="95"/>
+              <w:bottom w:type="dxa" w:w="55"/>
+              <w:right w:type="dxa" w:w="95"/>
+            </w:tcMar>
+            <w:vAlign w:val="top"/>
+          </w:tcPr>
+          <w:p>
+            <w:pPr>
+              <w:spacing w:after="0"/>
+            </w:pPr>
+            <w:r>
+              <w:rPr>
+                <w:rFonts w:ascii="Calibri" w:cs="Calibri" w:eastAsia="Microsoft YaHei" w:hAnsi="Calibri"/>
+                <w:sz w:val="19"/>
+                <w:szCs w:val="19"/>
+              </w:rPr>
+              <w:t xml:space="preserve">原文明确讨论并排除了其他原因 → Yes；没有讨论 → Unclear；有明显的其他原因 → No</w:t>
+            </w:r>
+          </w:p>
+        </w:tc>
+      </w:tr>
+      <w:tr>
+        <w:trPr>
+          <w:cantSplit/>
+          <w:tblHeader w:val="false"/>
+        </w:trPr>
+        <w:tc>
+          <w:tcPr>
+            <w:tcW w:type="dxa" w:w="1805"/>
+            <w:tcBorders>
+              <w:top w:val="single" w:color="BBBBBB" w:sz="4"/>
+              <w:left w:val="single" w:color="BBBBBB" w:sz="4"/>
+              <w:bottom w:val="single" w:color="BBBBBB" w:sz="4"/>
+              <w:right w:val="single" w:color="BBBBBB" w:sz="4"/>
+            </w:tcBorders>
+            <w:tcMar>
+              <w:top w:type="dxa" w:w="55"/>
+              <w:left w:type="dxa" w:w="95"/>
+              <w:bottom w:type="dxa" w:w="55"/>
+              <w:right w:type="dxa" w:w="95"/>
+            </w:tcMar>
+            <w:vAlign w:val="top"/>
+          </w:tcPr>
+          <w:p>
+            <w:pPr>
+              <w:spacing w:after="0"/>
+            </w:pPr>
+            <w:r>
+              <w:rPr>
+                <w:rFonts w:ascii="Calibri" w:cs="Calibri" w:eastAsia="Microsoft YaHei" w:hAnsi="Calibri"/>
+                <w:sz w:val="19"/>
+                <w:szCs w:val="19"/>
+              </w:rPr>
+              <w:t xml:space="preserve">followup 随访</w:t>
+            </w:r>
+          </w:p>
+        </w:tc>
+        <w:tc>
+          <w:tcPr>
+            <w:tcW w:type="dxa" w:w="7221"/>
+            <w:tcBorders>
+              <w:top w:val="single" w:color="BBBBBB" w:sz="4"/>
+              <w:left w:val="single" w:color="BBBBBB" w:sz="4"/>
+              <w:bottom w:val="single" w:color="BBBBBB" w:sz="4"/>
+              <w:right w:val="single" w:color="BBBBBB" w:sz="4"/>
+            </w:tcBorders>
+            <w:tcMar>
+              <w:top w:type="dxa" w:w="55"/>
+              <w:left w:type="dxa" w:w="95"/>
+              <w:bottom w:type="dxa" w:w="55"/>
+              <w:right w:type="dxa" w:w="95"/>
+            </w:tcMar>
+            <w:vAlign w:val="top"/>
+          </w:tcPr>
+          <w:p>
+            <w:pPr>
+              <w:spacing w:after="0"/>
+            </w:pPr>
+            <w:r>
+              <w:rPr>
+                <w:rFonts w:ascii="Calibri" w:cs="Calibri" w:eastAsia="Microsoft YaHei" w:hAnsi="Calibri"/>
+                <w:sz w:val="19"/>
+                <w:szCs w:val="19"/>
+              </w:rPr>
+              <w:t xml:space="preserve">原文有术后随访的时间 → Yes；没有 → No。主结局发生在手术时，这一项不进 </w:t>
+            </w:r>
+            <w:r>
+              <w:rPr>
+                <w:rFonts w:ascii="Consolas" w:cs="Consolas" w:eastAsia="Microsoft YaHei" w:hAnsi="Consolas"/>
+                <w:sz w:val="19"/>
+                <w:szCs w:val="19"/>
+                <w:shd w:fill="EEEEEE" w:val="clear"/>
+              </w:rPr>
+              <w:t xml:space="preserve">adequate</w:t>
+            </w:r>
+          </w:p>
+        </w:tc>
+      </w:tr>
+      <w:tr>
+        <w:trPr>
+          <w:cantSplit/>
+          <w:tblHeader w:val="false"/>
+        </w:trPr>
+        <w:tc>
+          <w:tcPr>
+            <w:tcW w:type="dxa" w:w="1805"/>
+            <w:tcBorders>
+              <w:top w:val="single" w:color="BBBBBB" w:sz="4"/>
+              <w:left w:val="single" w:color="BBBBBB" w:sz="4"/>
+              <w:bottom w:val="single" w:color="BBBBBB" w:sz="4"/>
+              <w:right w:val="single" w:color="BBBBBB" w:sz="4"/>
+            </w:tcBorders>
+            <w:tcMar>
+              <w:top w:type="dxa" w:w="55"/>
+              <w:left w:type="dxa" w:w="95"/>
+              <w:bottom w:type="dxa" w:w="55"/>
+              <w:right w:type="dxa" w:w="95"/>
+            </w:tcMar>
+            <w:vAlign w:val="top"/>
+          </w:tcPr>
+          <w:p>
+            <w:pPr>
+              <w:spacing w:after="0"/>
+            </w:pPr>
+            <w:r>
+              <w:rPr>
+                <w:rFonts w:ascii="Calibri" w:cs="Calibri" w:eastAsia="Microsoft YaHei" w:hAnsi="Calibri"/>
+                <w:sz w:val="19"/>
+                <w:szCs w:val="19"/>
+              </w:rPr>
+              <w:t xml:space="preserve">reporting 报告</w:t>
+            </w:r>
+          </w:p>
+        </w:tc>
+        <w:tc>
+          <w:tcPr>
+            <w:tcW w:type="dxa" w:w="7221"/>
+            <w:tcBorders>
+              <w:top w:val="single" w:color="BBBBBB" w:sz="4"/>
+              <w:left w:val="single" w:color="BBBBBB" w:sz="4"/>
+              <w:bottom w:val="single" w:color="BBBBBB" w:sz="4"/>
+              <w:right w:val="single" w:color="BBBBBB" w:sz="4"/>
+            </w:tcBorders>
+            <w:tcMar>
+              <w:top w:type="dxa" w:w="55"/>
+              <w:left w:type="dxa" w:w="95"/>
+              <w:bottom w:type="dxa" w:w="55"/>
+              <w:right w:type="dxa" w:w="95"/>
+            </w:tcMar>
+            <w:vAlign w:val="top"/>
+          </w:tcPr>
+          <w:p>
+            <w:pPr>
+              <w:spacing w:after="0"/>
+            </w:pPr>
+            <w:r>
+              <w:rPr>
+                <w:rFonts w:ascii="Calibri" w:cs="Calibri" w:eastAsia="Microsoft YaHei" w:hAnsi="Calibri"/>
+                <w:sz w:val="19"/>
+                <w:szCs w:val="19"/>
+              </w:rPr>
+              <w:t xml:space="preserve">原文足以提出天数、活力和术式 → Yes，否则 No</w:t>
+            </w:r>
+          </w:p>
+        </w:tc>
+      </w:tr>
+    </w:tbl>
+    <w:p>
+      <w:pPr>
+        <w:spacing w:after="120"/>
+      </w:pPr>
+    </w:p>
+    <w:p>
+      <w:pPr>
+        <w:pStyle w:val="ListParagraph"/>
+        <w:numPr>
+          <w:ilvl w:val="0"/>
+          <w:numId w:val="2"/>
+        </w:numPr>
+        <w:spacing w:after="60"/>
+      </w:pPr>
+      <w:r>
+        <w:rPr>
+          <w:rFonts w:ascii="Calibri" w:cs="Calibri" w:eastAsia="Microsoft YaHei" w:hAnsi="Calibri"/>
+          <w:b/>
+          <w:bCs/>
+        </w:rPr>
+        <w:t xml:space="preserve">No 和 Unclear 的用法：</w:t>
+      </w:r>
+      <w:r>
+        <w:rPr>
+          <w:rFonts w:ascii="Calibri" w:cs="Calibri" w:eastAsia="Microsoft YaHei" w:hAnsi="Calibri"/>
+        </w:rPr>
+        <w:t xml:space="preserve"> 信息缺失用 No；信息含糊、不能判断才用 Unclear。</w:t>
+      </w:r>
+      <w:r>
+        <w:rPr>
+          <w:rFonts w:ascii="Consolas" w:cs="Consolas" w:eastAsia="Microsoft YaHei" w:hAnsi="Consolas"/>
+          <w:sz w:val="19"/>
+          <w:szCs w:val="19"/>
+          <w:shd w:fill="EEEEEE" w:val="clear"/>
+        </w:rPr>
+        <w:t xml:space="preserve">adequate</w:t>
+      </w:r>
+      <w:r>
+        <w:rPr>
+          <w:rFonts w:ascii="Calibri" w:cs="Calibri" w:eastAsia="Microsoft YaHei" w:hAnsi="Calibri"/>
+        </w:rPr>
+        <w:t xml:space="preserve"> 里 Unclear 仍按“不满足”算（Claude 的读法，待确认），所以对 </w:t>
+      </w:r>
+      <w:r>
+        <w:rPr>
+          <w:rFonts w:ascii="Consolas" w:cs="Consolas" w:eastAsia="Microsoft YaHei" w:hAnsi="Consolas"/>
+          <w:sz w:val="19"/>
+          <w:szCs w:val="19"/>
+          <w:shd w:fill="EEEEEE" w:val="clear"/>
+        </w:rPr>
+        <w:t xml:space="preserve">adequate</w:t>
+      </w:r>
+      <w:r>
+        <w:rPr>
+          <w:rFonts w:ascii="Calibri" w:cs="Calibri" w:eastAsia="Microsoft YaHei" w:hAnsi="Calibri"/>
+        </w:rPr>
+        <w:t xml:space="preserve"> 没有区别，但要用得准确，不要几乎不用 Unclear。</w:t>
+      </w:r>
+    </w:p>
+    <w:p>
+      <w:pPr>
+        <w:pStyle w:val="ListParagraph"/>
+        <w:numPr>
+          <w:ilvl w:val="0"/>
+          <w:numId w:val="2"/>
+        </w:numPr>
+        <w:spacing w:after="60"/>
+      </w:pPr>
+      <w:r>
+        <w:rPr>
+          <w:rFonts w:ascii="Calibri" w:cs="Calibri" w:eastAsia="Microsoft YaHei" w:hAnsi="Calibri"/>
+          <w:b/>
+          <w:bCs/>
+        </w:rPr>
+        <w:t xml:space="preserve">暴露和结局两项的后果：</w:t>
+      </w:r>
+      <w:r>
+        <w:rPr>
+          <w:rFonts w:ascii="Calibri" w:cs="Calibri" w:eastAsia="Microsoft YaHei" w:hAnsi="Calibri"/>
+        </w:rPr>
+        <w:t xml:space="preserve"> 这两项成了提取表的函数，</w:t>
+      </w:r>
+      <w:r>
+        <w:rPr>
+          <w:rFonts w:ascii="Consolas" w:cs="Consolas" w:eastAsia="Microsoft YaHei" w:hAnsi="Consolas"/>
+          <w:sz w:val="19"/>
+          <w:szCs w:val="19"/>
+          <w:shd w:fill="EEEEEE" w:val="clear"/>
+        </w:rPr>
+        <w:t xml:space="preserve">adequate</w:t>
+      </w:r>
+      <w:r>
+        <w:rPr>
+          <w:rFonts w:ascii="Calibri" w:cs="Calibri" w:eastAsia="Microsoft YaHei" w:hAnsi="Calibri"/>
+        </w:rPr>
+        <w:t xml:space="preserve"> 因此依赖提取。若共识提取表后来改了，这两项要重算，</w:t>
+      </w:r>
+      <w:r>
+        <w:rPr>
+          <w:rFonts w:ascii="Consolas" w:cs="Consolas" w:eastAsia="Microsoft YaHei" w:hAnsi="Consolas"/>
+          <w:sz w:val="19"/>
+          <w:szCs w:val="19"/>
+          <w:shd w:fill="EEEEEE" w:val="clear"/>
+        </w:rPr>
+        <w:t xml:space="preserve">rob.csv</w:t>
+      </w:r>
+      <w:r>
+        <w:rPr>
+          <w:rFonts w:ascii="Calibri" w:cs="Calibri" w:eastAsia="Microsoft YaHei" w:hAnsi="Calibri"/>
+        </w:rPr>
+        <w:t xml:space="preserve"> 要重新生成。</w:t>
+      </w:r>
+    </w:p>
+    <w:p>
+      <w:pPr>
+        <w:pStyle w:val="ListParagraph"/>
+        <w:numPr>
+          <w:ilvl w:val="0"/>
+          <w:numId w:val="2"/>
+        </w:numPr>
+        <w:spacing w:after="60"/>
+      </w:pPr>
+      <w:r>
+        <w:rPr>
+          <w:rFonts w:ascii="Calibri" w:cs="Calibri" w:eastAsia="Microsoft YaHei" w:hAnsi="Calibri"/>
+          <w:b/>
+          <w:bCs/>
+        </w:rPr>
+        <w:t xml:space="preserve">顺序：</w:t>
+      </w:r>
+      <w:r>
+        <w:rPr>
+          <w:rFonts w:ascii="Calibri" w:cs="Calibri" w:eastAsia="Microsoft YaHei" w:hAnsi="Calibri"/>
+        </w:rPr>
+        <w:t xml:space="preserve"> 先把共识提取表定稿，再填这两项；其余四项现在就可以按口径重评，各自改自己的文件，再比一次。</w:t>
+      </w:r>
+    </w:p>
+    <w:p>
+      <w:pPr>
+        <w:pStyle w:val="ListParagraph"/>
+        <w:numPr>
+          <w:ilvl w:val="0"/>
+          <w:numId w:val="2"/>
+        </w:numPr>
+        <w:spacing w:after="60"/>
+      </w:pPr>
+      <w:r>
+        <w:rPr>
+          <w:rFonts w:ascii="Calibri" w:cs="Calibri" w:eastAsia="Microsoft YaHei" w:hAnsi="Calibri"/>
+        </w:rPr>
+        <w:t xml:space="preserve">这个口径让暴露和结局两项不再靠个人判断，正式比对里最大的一块分歧会随之消失；同时 </w:t>
+      </w:r>
+      <w:r>
+        <w:rPr>
+          <w:rFonts w:ascii="Consolas" w:cs="Consolas" w:eastAsia="Microsoft YaHei" w:hAnsi="Consolas"/>
+          <w:sz w:val="19"/>
+          <w:szCs w:val="19"/>
+          <w:shd w:fill="EEEEEE" w:val="clear"/>
+        </w:rPr>
+        <w:t xml:space="preserve">adequate</w:t>
+      </w:r>
+      <w:r>
+        <w:rPr>
+          <w:rFonts w:ascii="Calibri" w:cs="Calibri" w:eastAsia="Microsoft YaHei" w:hAnsi="Calibri"/>
+        </w:rPr>
+        <w:t xml:space="preserve"> 里这两项与提取的依赖是有意的。</w:t>
+      </w:r>
+    </w:p>
+    <w:p>
+      <w:pPr>
         <w:pStyle w:val="Heading1"/>
         <w:keepNext/>
         <w:keepLines/>
@@ -1061,7 +1905,7 @@
         <w:sz w:val="17"/>
         <w:szCs w:val="17"/>
       </w:rPr>
-      <w:t xml:space="preserve">偏倚风险评价操作说明 v2026-10-25b   |   第 </w:t>
+      <w:t xml:space="preserve">偏倚风险评价操作说明 v2026-10-26a   |   第 </w:t>
     </w:r>
     <w:r>
       <w:rPr>
